--- a/data/ai_paras/AI_para_177.docx
+++ b/data/ai_paras/AI_para_177.docx
@@ -4,7 +4,7 @@
   <w:body>
     <w:p>
       <w:r>
-        <w:t>In analyzing first impressions, the individuals selected for this study offer distinct perspectives. The first individual, encountered at a networking event, exhibited a reserved demeanor, engaging minimally in conversation. This behavior, combined with formal attire, suggested professionalism yet hinted at discomfort in social interactions. In contrast, a longtime acquaintance, met initially through a shared hobby, demonstrated enthusiasm and openness, frequently initiating discussions and displaying animated gestures. The context of each meeting significantly influenced these impressions, as the networking event's formal atmosphere may have contributed to the initial individual's reticence, while the common interest in the second scenario fostered a more relaxed and engaging environment. These observations underscore how situational factors and personal behaviors intertwine to shape first impressions, leading to varying interpretations of personality traits. According to the research on first impressions, such contextual details play a crucial role in forming personality attributions (Ref-f292134).</w:t>
+        <w:t>In forming first impressions of the individuals, distinct schemas and heuristics were applied selectively, influenced by the context and prior experiences. For the individual encountered at the networking event, a professionalism schema was activated, driven by their formal attire and reserved demeanor, which are commonly associated with professional contexts and thus informed the initial impression (Ref-s993903). This heuristic allowed for quick processing of observable traits, streamlining the perception of the individual's professional identity. Conversely, when interacting with the longtime acquaintance, there was a conscious avoidance of relying on simplistic heuristics. Instead, impressions were shaped through a more controlled integration of past interactions and context-specific cues, reflecting an effort to construct a well-rounded understanding beyond superficial traits (Ref-s993903). This approach illustrates how the use or avoidance of schemas and heuristics in first impressions is contingent upon the perceiver's familiarity with the individual and the situational context.</w:t>
       </w:r>
     </w:p>
     <w:sectPr>
